--- a/downloads/documents/04 Units/Unit 01 - Nutrition and Wellness - Kitchen Skills and Smart Eating/Lesson 01.08 - Lab 1 Mug Cake or Scrambled Egg Tacos.docx
+++ b/downloads/documents/04 Units/Unit 01 - Nutrition and Wellness - Kitchen Skills and Smart Eating/Lesson 01.08 - Lab 1 Mug Cake or Scrambled Egg Tacos.docx
@@ -398,7 +398,7 @@
         <w:t xml:space="preserve">Vocabulary 01.md</w:t>
       </w:r>
       <w:r>
-        <w:t xml:space="preserve">) for Turkish, Portuguese, and Spanish.</w:t>
+        <w:t xml:space="preserve">) for Spanish.</w:t>
       </w:r>
     </w:p>
     <w:p>
@@ -1503,7 +1503,7 @@
         <w:t xml:space="preserve"> </w:t>
       </w:r>
       <w:r>
-        <w:t xml:space="preserve">are on the station card in Turkish, Portuguese, and Spanish (see</w:t>
+        <w:t xml:space="preserve">are on the station card in Spanish (see</w:t>
       </w:r>
       <w:r>
         <w:t xml:space="preserve"> </w:t>

--- a/downloads/documents/04 Units/Unit 01 - Nutrition and Wellness - Kitchen Skills and Smart Eating/Lesson 01.08 - Lab 1 Mug Cake or Scrambled Egg Tacos.docx
+++ b/downloads/documents/04 Units/Unit 01 - Nutrition and Wellness - Kitchen Skills and Smart Eating/Lesson 01.08 - Lab 1 Mug Cake or Scrambled Egg Tacos.docx
@@ -713,7 +713,7 @@
         <w:t xml:space="preserve">“</w:t>
       </w:r>
       <w:r>
-        <w:t xml:space="preserve">Wash hands. Apron and hair tie on. Role card in your pocket. Check the drawer map. Then stand at your station with your hands empty. The timer starts when every station is standing.</w:t>
+        <w:t xml:space="preserve">Hair tie on, sleeves up. Wash hands. Apron on. Role card in your pocket. Check the drawer map. Then stand at your station with your hands empty. The timer starts when every station is standing.</w:t>
       </w:r>
       <w:r>
         <w:t xml:space="preserve">”</w:t>
